--- a/MAU BB TO TUNG/KHỎI TỐ/89. BB giao bị can, bị cáo bị cấm đi khỏi nơi cư trú.docx
+++ b/MAU BB TO TUNG/KHỎI TỐ/89. BB giao bị can, bị cáo bị cấm đi khỏi nơi cư trú.docx
@@ -1582,6 +1582,7 @@
           <w:tab w:val="left" w:pos="5000"/>
         </w:tabs>
         <w:spacing w:before="60" w:after="60" w:line="240" w:lineRule="auto"/>
+        <w:jc w:val="both"/>
         <w:rPr>
           <w:rFonts w:cs="Times New Roman"/>
           <w:sz w:val="26"/>
@@ -1627,6 +1628,7 @@
     <w:p>
       <w:pPr>
         <w:spacing w:before="60" w:after="60" w:line="240" w:lineRule="auto"/>
+        <w:jc w:val="both"/>
         <w:rPr>
           <w:rFonts w:cs="Times New Roman"/>
           <w:sz w:val="26"/>
@@ -1648,6 +1650,7 @@
           <w:tab w:val="left" w:pos="1000"/>
         </w:tabs>
         <w:spacing w:before="60" w:after="60" w:line="240" w:lineRule="auto"/>
+        <w:jc w:val="both"/>
         <w:rPr>
           <w:rFonts w:cs="Times New Roman"/>
           <w:sz w:val="26"/>
@@ -1682,6 +1685,7 @@
     <w:p>
       <w:pPr>
         <w:spacing w:before="60" w:after="60" w:line="240" w:lineRule="auto"/>
+        <w:jc w:val="both"/>
         <w:rPr>
           <w:rFonts w:cs="Times New Roman"/>
           <w:sz w:val="26"/>
@@ -1703,6 +1707,7 @@
           <w:tab w:val="left" w:pos="1000"/>
         </w:tabs>
         <w:spacing w:before="60" w:after="60" w:line="240" w:lineRule="auto"/>
+        <w:jc w:val="both"/>
         <w:rPr>
           <w:rFonts w:cs="Times New Roman"/>
           <w:sz w:val="26"/>
@@ -1753,6 +1758,7 @@
     <w:p>
       <w:pPr>
         <w:spacing w:before="60" w:after="60" w:line="240" w:lineRule="auto"/>
+        <w:jc w:val="both"/>
         <w:rPr>
           <w:rFonts w:cs="Times New Roman"/>
           <w:sz w:val="26"/>
@@ -1771,6 +1777,7 @@
     <w:p>
       <w:pPr>
         <w:spacing w:before="60" w:after="60" w:line="240" w:lineRule="auto"/>
+        <w:jc w:val="both"/>
         <w:rPr>
           <w:rFonts w:cs="Times New Roman"/>
           <w:sz w:val="26"/>
@@ -1832,6 +1839,7 @@
           <w:tab w:val="left" w:pos="1000"/>
         </w:tabs>
         <w:spacing w:before="60" w:after="60" w:line="240" w:lineRule="auto"/>
+        <w:jc w:val="both"/>
         <w:rPr>
           <w:rFonts w:cs="Times New Roman"/>
           <w:sz w:val="26"/>
@@ -1850,6 +1858,7 @@
     <w:p>
       <w:pPr>
         <w:spacing w:before="60" w:after="60" w:line="240" w:lineRule="auto"/>
+        <w:jc w:val="both"/>
         <w:rPr>
           <w:rFonts w:cs="Times New Roman"/>
           <w:sz w:val="26"/>
@@ -1868,6 +1877,7 @@
     <w:p>
       <w:pPr>
         <w:spacing w:before="60" w:after="60" w:line="240" w:lineRule="auto"/>
+        <w:jc w:val="both"/>
         <w:rPr>
           <w:rFonts w:cs="Times New Roman"/>
           <w:sz w:val="26"/>
